--- a/docs/AI问书-产品PRD-v1.21.docx
+++ b/docs/AI问书-产品PRD-v1.21.docx
@@ -466,7 +466,7 @@
           <w:color w:val="D92D20"/>
           <w:rFonts w:ascii="Heiti SC" w:cs="Heiti SC" w:eastAsia="Heiti SC" w:hAnsi="Heiti SC"/>
         </w:rPr>
-        <w:t xml:space="preserve">下载模板 → 上传 .xlsx → 解析校验预览（新建 / 更新 / 错误三数 + 错误明细）→ 确认导入 → 下载导入结果（含新建账户明文密码）。按</w:t>
+        <w:t xml:space="preserve">下载模板 → 上传 .xlsx → 导入预览（将新建 / 将更新 / 有误三数 + 有误明细）→ 确认导入 → 结果弹窗（成功 / 失败两数 + 失败明细）→ 下载导入结果（含新建账户明文密码）。按</w:t>
       </w:r>
       <w:r>
         <w:rPr>
@@ -482,7 +482,7 @@
           <w:color w:val="D92D20"/>
           <w:rFonts w:ascii="Heiti SC" w:cs="Heiti SC" w:eastAsia="Heiti SC" w:hAnsi="Heiti SC"/>
         </w:rPr>
-        <w:t xml:space="preserve">匹配（不区分大小写）：不存在自动新建、已存在更新（空单元格不修改、填密码即重置）；</w:t>
+        <w:t xml:space="preserve">匹配（区分大小写，与手动新建一致）：不存在自动新建、已存在更新（空单元格不修改、填密码即重置）；</w:t>
       </w:r>
       <w:r>
         <w:rPr>
@@ -498,7 +498,23 @@
           <w:color w:val="D92D20"/>
           <w:rFonts w:ascii="Heiti SC" w:cs="Heiti SC" w:eastAsia="Heiti SC" w:hAnsi="Heiti SC"/>
         </w:rPr>
-        <w:t xml:space="preserve">；逐行校验、错误行跳过其余照常导入；「导出」文件可直接修改后回传。</w:t>
+        <w:t xml:space="preserve">；</w:t>
+      </w:r>
+      <w:r>
+        <w:rPr>
+          <w:b/>
+          <w:bCs/>
+          <w:color w:val="D92D20"/>
+          <w:rFonts w:ascii="Heiti SC" w:cs="Heiti SC" w:eastAsia="Heiti SC" w:hAnsi="Heiti SC"/>
+        </w:rPr>
+        <w:t xml:space="preserve">预览确认后执行，有误的行跳过、其余照常导入，执行后结果弹窗告知成功数（新建 / 更新）与失败明细（行号 + 账户名 + 原因）</w:t>
+      </w:r>
+      <w:r>
+        <w:rPr>
+          <w:color w:val="D92D20"/>
+          <w:rFonts w:ascii="Heiti SC" w:cs="Heiti SC" w:eastAsia="Heiti SC" w:hAnsi="Heiti SC"/>
+        </w:rPr>
+        <w:t xml:space="preserve">；「导出」文件可直接修改后回传；模板填写说明按序号逐条换行。</w:t>
       </w:r>
     </w:p>
     <w:p>
@@ -29604,7 +29620,7 @@
         <w:rPr>
           <w:rFonts w:ascii="Heiti SC" w:cs="Heiti SC" w:eastAsia="Heiti SC" w:hAnsi="Heiti SC"/>
         </w:rPr>
-        <w:t xml:space="preserve">「AI问书_全域机构账户导入模板.xlsx」：列＝账户名 / 密码 / 姓名 / 机构 / 角色 / 联系电话；新建必填列表头赭色标记，机构与角色列带下拉；表头上方附填写说明。</w:t>
+        <w:t xml:space="preserve">「AI问书_全域机构账户导入模板.xlsx」：列＝账户名 / 密码 / 姓名 / 机构 / 角色 / 联系电话；新建必填列表头赭色标记，机构与角色列带下拉；表头上方附填写说明（按序号逐条换行）。</w:t>
       </w:r>
     </w:p>
     <w:p>
@@ -29646,13 +29662,13 @@
           <w:bCs/>
           <w:rFonts w:ascii="Heiti SC" w:cs="Heiti SC" w:eastAsia="Heiti SC" w:hAnsi="Heiti SC"/>
         </w:rPr>
-        <w:t xml:space="preserve">解析校验预览：</w:t>
-      </w:r>
-      <w:r>
-        <w:rPr>
-          <w:rFonts w:ascii="Heiti SC" w:cs="Heiti SC" w:eastAsia="Heiti SC" w:hAnsi="Heiti SC"/>
-        </w:rPr>
-        <w:t xml:space="preserve">新建 N / 更新 N / 错误 N 三数卡 + 错误明细（行号 + 账户名 + 原因，前 50 条，可下载完整错误明细）；有错误时按钮为「跳过错误行，导入 N 条」，全部有误时置灰。</w:t>
+        <w:t xml:space="preserve">导入预览：</w:t>
+      </w:r>
+      <w:r>
+        <w:rPr>
+          <w:rFonts w:ascii="Heiti SC" w:cs="Heiti SC" w:eastAsia="Heiti SC" w:hAnsi="Heiti SC"/>
+        </w:rPr>
+        <w:t xml:space="preserve">将新建 N / 将更新 N / 有误 N · 将跳过 三数卡 + 有误明细（行号 + 账户名 + 原因，可下载）；按钮「重新上传」/「确认导入 N 条」，无可导入数据时置灰。</w:t>
       </w:r>
     </w:p>
     <w:p>
@@ -29670,13 +29686,13 @@
           <w:bCs/>
           <w:rFonts w:ascii="Heiti SC" w:cs="Heiti SC" w:eastAsia="Heiti SC" w:hAnsi="Heiti SC"/>
         </w:rPr>
-        <w:t xml:space="preserve">确认导入 → 结果页：</w:t>
-      </w:r>
-      <w:r>
-        <w:rPr>
-          <w:rFonts w:ascii="Heiti SC" w:cs="Heiti SC" w:eastAsia="Heiti SC" w:hAnsi="Heiti SC"/>
-        </w:rPr>
-        <w:t xml:space="preserve">新建 / 更新 / 跳过计数 +「下载导入结果」（含新建账户的明文密码，系统生成的也在其中）。</w:t>
+        <w:t xml:space="preserve">确认导入 → 结果弹窗：</w:t>
+      </w:r>
+      <w:r>
+        <w:rPr>
+          <w:rFonts w:ascii="Heiti SC" w:cs="Heiti SC" w:eastAsia="Heiti SC" w:hAnsi="Heiti SC"/>
+        </w:rPr>
+        <w:t xml:space="preserve">标题按情况为「导入完成 / 部分导入成功 / 导入失败」；两张数卡＝成功 N（新建 x · 更新 y）/ 失败 N · 未导入；失败明细逐行列「第 N 行 + 账户名 + 失败原因」（前 50 条，可下载完整失败明细）；按钮「修正后重新上传」（只传失败行即可）/「下载导入结果」（含新建账户明文密码，系统生成的也在其中）/「完成」。</w:t>
       </w:r>
     </w:p>
     <w:p>
@@ -29700,7 +29716,21 @@
         <w:rPr>
           <w:rFonts w:ascii="Heiti SC" w:cs="Heiti SC" w:eastAsia="Heiti SC" w:hAnsi="Heiti SC"/>
         </w:rPr>
-        <w:t xml:space="preserve">按「账户名」匹配、不区分大小写——不存在则自动新建（状态正常），已存在则更新；更新时</w:t>
+        <w:t xml:space="preserve">按「账户名」匹配、</w:t>
+      </w:r>
+      <w:r>
+        <w:rPr>
+          <w:b/>
+          <w:bCs/>
+          <w:rFonts w:ascii="Heiti SC" w:cs="Heiti SC" w:eastAsia="Heiti SC" w:hAnsi="Heiti SC"/>
+        </w:rPr>
+        <w:t xml:space="preserve">区分大小写</w:t>
+      </w:r>
+      <w:r>
+        <w:rPr>
+          <w:rFonts w:ascii="Heiti SC" w:cs="Heiti SC" w:eastAsia="Heiti SC" w:hAnsi="Heiti SC"/>
+        </w:rPr>
+        <w:t xml:space="preserve">（与手动新建一致：Admin01 与 admin01 视为两个账户；手动新建账户名完全相同时提示「账户名已存在」）——不存在则自动新建（状态正常），已存在则更新；更新时</w:t>
       </w:r>
       <w:r>
         <w:rPr>
@@ -29722,7 +29752,7 @@
           <w:bCs/>
           <w:rFonts w:ascii="Heiti SC" w:cs="Heiti SC" w:eastAsia="Heiti SC" w:hAnsi="Heiti SC"/>
         </w:rPr>
-        <w:t xml:space="preserve">密码留空由系统生成</w:t>
+        <w:t xml:space="preserve">密码填写则按文件设置（须符合密码规则）、留空由系统生成</w:t>
       </w:r>
       <w:r>
         <w:rPr>
@@ -29791,6 +29821,20 @@
           <w:rFonts w:ascii="Heiti SC" w:cs="Heiti SC" w:eastAsia="Heiti SC" w:hAnsi="Heiti SC"/>
         </w:rPr>
         <w:t xml:space="preserve">账户名 3–32 位（字母 / 数字 / _ - . @）；文件内账户名重复（后行报「与第 N 行重复」）；机构须存在；角色须为管理员 / 运营 / 只读；联系电话须 11 位手机号；密码须符合密码规则（8–16 位，同时含字母和数字，不含空格）。</w:t>
+      </w:r>
+      <w:r>
+        <w:rPr>
+          <w:b/>
+          <w:bCs/>
+          <w:rFonts w:ascii="Heiti SC" w:cs="Heiti SC" w:eastAsia="Heiti SC" w:hAnsi="Heiti SC"/>
+        </w:rPr>
+        <w:t xml:space="preserve">有误的行跳过、其余照常导入，不因单条错误整批失败</w:t>
+      </w:r>
+      <w:r>
+        <w:rPr>
+          <w:rFonts w:ascii="Heiti SC" w:cs="Heiti SC" w:eastAsia="Heiti SC" w:hAnsi="Heiti SC"/>
+        </w:rPr>
+        <w:t xml:space="preserve">；整份级问题（非 xlsx / 缺表头 / 超 500 条）不执行、直接提示。</w:t>
       </w:r>
     </w:p>
     <w:p>
